--- a/backend/download_templates/人事类/管理者代表任命书模板.docx
+++ b/backend/download_templates/人事类/管理者代表任命书模板.docx
@@ -16,37 +16,32 @@
       </w:r>
     </w:p>
     <w:p/>
-    <w:p>
-      <w:pPr>
-        <w:jc w:val="center"/>
-      </w:pPr>
-      <w:r>
-        <w:rPr>
-          <w:rFonts w:ascii="Microsoft YaHei" w:hAnsi="Microsoft YaHei" w:eastAsia="Microsoft YaHei"/>
-          <w:b/>
-          <w:sz w:val="32"/>
-        </w:rPr>
-        <w:t>任 命 书</w:t>
-      </w:r>
-    </w:p>
     <w:p/>
     <w:p>
-      <w:pPr>
-        <w:jc w:val="left"/>
-      </w:pPr>
       <w:r>
         <w:rPr>
           <w:rFonts w:ascii="Microsoft YaHei" w:hAnsi="Microsoft YaHei" w:eastAsia="Microsoft YaHei"/>
           <w:sz w:val="24"/>
         </w:rPr>
-        <w:t>公司名称：</w:t>
+        <w:t>文件编号：</w:t>
       </w:r>
       <w:r>
         <w:rPr>
           <w:rFonts w:ascii="Microsoft YaHei" w:hAnsi="Microsoft YaHei" w:eastAsia="Microsoft YaHei"/>
           <w:sz w:val="24"/>
         </w:rPr>
-        <w:t xml:space="preserve"> ______________________________</w:t>
+        <w:t>____________________</w:t>
+      </w:r>
+    </w:p>
+    <w:p/>
+    <w:p>
+      <w:r>
+        <w:rPr>
+          <w:rFonts w:ascii="Microsoft YaHei" w:hAnsi="Microsoft YaHei" w:eastAsia="Microsoft YaHei"/>
+          <w:b w:val="0"/>
+          <w:sz w:val="24"/>
+        </w:rPr>
+        <w:t>兹任命</w:t>
       </w:r>
     </w:p>
     <w:p/>
@@ -56,31 +51,14 @@
           <w:rFonts w:ascii="Microsoft YaHei" w:hAnsi="Microsoft YaHei" w:eastAsia="Microsoft YaHei"/>
           <w:sz w:val="24"/>
         </w:rPr>
-        <w:t>兹任命</w:t>
+        <w:t>姓名：</w:t>
       </w:r>
       <w:r>
         <w:rPr>
           <w:rFonts w:ascii="Microsoft YaHei" w:hAnsi="Microsoft YaHei" w:eastAsia="Microsoft YaHei"/>
           <w:sz w:val="24"/>
         </w:rPr>
-        <w:t>_______________</w:t>
-      </w:r>
-      <w:r>
-        <w:rPr>
-          <w:rFonts w:ascii="Microsoft YaHei" w:hAnsi="Microsoft YaHei" w:eastAsia="Microsoft YaHei"/>
-          <w:sz w:val="24"/>
-        </w:rPr>
-        <w:t>先生/女士为我公司管理者代表，负责以下工作：</w:t>
-      </w:r>
-    </w:p>
-    <w:p/>
-    <w:p>
-      <w:r>
-        <w:rPr>
-          <w:rFonts w:ascii="Microsoft YaHei" w:hAnsi="Microsoft YaHei" w:eastAsia="Microsoft YaHei"/>
-          <w:sz w:val="24"/>
-        </w:rPr>
-        <w:t>1. 确保管理体系所需的过程得到建立、实施和保持；</w:t>
+        <w:t>____________________</w:t>
       </w:r>
     </w:p>
     <w:p>
@@ -89,7 +67,14 @@
           <w:rFonts w:ascii="Microsoft YaHei" w:hAnsi="Microsoft YaHei" w:eastAsia="Microsoft YaHei"/>
           <w:sz w:val="24"/>
         </w:rPr>
-        <w:t>2. 向最高管理者报告管理体系的绩效和任何改进的需求；</w:t>
+        <w:t>职务：</w:t>
+      </w:r>
+      <w:r>
+        <w:rPr>
+          <w:rFonts w:ascii="Microsoft YaHei" w:hAnsi="Microsoft YaHei" w:eastAsia="Microsoft YaHei"/>
+          <w:sz w:val="24"/>
+        </w:rPr>
+        <w:t>____________________</w:t>
       </w:r>
     </w:p>
     <w:p>
@@ -98,85 +83,142 @@
           <w:rFonts w:ascii="Microsoft YaHei" w:hAnsi="Microsoft YaHei" w:eastAsia="Microsoft YaHei"/>
           <w:sz w:val="24"/>
         </w:rPr>
-        <w:t>3. 确保在整个组织内提高满足顾客要求的意识。</w:t>
-      </w:r>
-    </w:p>
-    <w:p/>
-    <w:p>
-      <w:pPr>
-        <w:jc w:val="left"/>
-      </w:pPr>
-      <w:r>
-        <w:rPr>
-          <w:rFonts w:ascii="Microsoft YaHei" w:hAnsi="Microsoft YaHei" w:eastAsia="Microsoft YaHei"/>
-          <w:sz w:val="24"/>
-        </w:rPr>
-        <w:t>被任命人职务：</w:t>
+        <w:t>部门：</w:t>
       </w:r>
       <w:r>
         <w:rPr>
           <w:rFonts w:ascii="Microsoft YaHei" w:hAnsi="Microsoft YaHei" w:eastAsia="Microsoft YaHei"/>
           <w:sz w:val="24"/>
         </w:rPr>
-        <w:t xml:space="preserve"> ______________________________</w:t>
-      </w:r>
-    </w:p>
-    <w:p>
-      <w:pPr>
-        <w:jc w:val="left"/>
-      </w:pPr>
-      <w:r>
-        <w:rPr>
-          <w:rFonts w:ascii="Microsoft YaHei" w:hAnsi="Microsoft YaHei" w:eastAsia="Microsoft YaHei"/>
-          <w:sz w:val="24"/>
-        </w:rPr>
-        <w:t>任命日期：</w:t>
-      </w:r>
-      <w:r>
-        <w:rPr>
-          <w:rFonts w:ascii="Microsoft YaHei" w:hAnsi="Microsoft YaHei" w:eastAsia="Microsoft YaHei"/>
-          <w:sz w:val="24"/>
-        </w:rPr>
-        <w:t xml:space="preserve"> ______________________________</w:t>
+        <w:t>____________________</w:t>
       </w:r>
     </w:p>
     <w:p/>
     <w:p>
       <w:pPr>
-        <w:jc w:val="left"/>
+        <w:ind w:firstLine="420"/>
       </w:pPr>
       <w:r>
         <w:rPr>
           <w:rFonts w:ascii="Microsoft YaHei" w:hAnsi="Microsoft YaHei" w:eastAsia="Microsoft YaHei"/>
+          <w:b w:val="0"/>
           <w:sz w:val="24"/>
         </w:rPr>
-        <w:t>总经理（签字）：</w:t>
+        <w:t>为本公司的管理者代表，其职责和权限如下：</w:t>
       </w:r>
+    </w:p>
+    <w:p/>
+    <w:p>
+      <w:pPr>
+        <w:ind w:firstLine="420"/>
+      </w:pPr>
       <w:r>
         <w:rPr>
           <w:rFonts w:ascii="Microsoft YaHei" w:hAnsi="Microsoft YaHei" w:eastAsia="Microsoft YaHei"/>
+          <w:b w:val="0"/>
           <w:sz w:val="24"/>
         </w:rPr>
-        <w:t xml:space="preserve"> ____________________</w:t>
+        <w:t>1. 确保质量/环境/职业健康安全管理体系所需的过程得到建立、实施和保持；</w:t>
       </w:r>
     </w:p>
     <w:p>
       <w:pPr>
-        <w:jc w:val="left"/>
+        <w:ind w:firstLine="420"/>
       </w:pPr>
       <w:r>
         <w:rPr>
           <w:rFonts w:ascii="Microsoft YaHei" w:hAnsi="Microsoft YaHei" w:eastAsia="Microsoft YaHei"/>
+          <w:b w:val="0"/>
           <w:sz w:val="24"/>
         </w:rPr>
-        <w:t>日期：</w:t>
+        <w:t>2. 向最高管理者报告管理体系的绩效以及改进的需求；</w:t>
       </w:r>
+    </w:p>
+    <w:p>
+      <w:pPr>
+        <w:ind w:firstLine="420"/>
+      </w:pPr>
       <w:r>
         <w:rPr>
           <w:rFonts w:ascii="Microsoft YaHei" w:hAnsi="Microsoft YaHei" w:eastAsia="Microsoft YaHei"/>
+          <w:b w:val="0"/>
           <w:sz w:val="24"/>
         </w:rPr>
-        <w:t xml:space="preserve"> ____________________</w:t>
+        <w:t>3. 确保在整个组织内提高满足顾客/相关方要求的意识；</w:t>
+      </w:r>
+    </w:p>
+    <w:p>
+      <w:pPr>
+        <w:ind w:firstLine="420"/>
+      </w:pPr>
+      <w:r>
+        <w:rPr>
+          <w:rFonts w:ascii="Microsoft YaHei" w:hAnsi="Microsoft YaHei" w:eastAsia="Microsoft YaHei"/>
+          <w:b w:val="0"/>
+          <w:sz w:val="24"/>
+        </w:rPr>
+        <w:t>4. 负责管理体系有关事宜的外部联络。</w:t>
+      </w:r>
+    </w:p>
+    <w:p/>
+    <w:p>
+      <w:pPr>
+        <w:ind w:firstLine="420"/>
+      </w:pPr>
+      <w:r>
+        <w:rPr>
+          <w:rFonts w:ascii="Microsoft YaHei" w:hAnsi="Microsoft YaHei" w:eastAsia="Microsoft YaHei"/>
+          <w:b w:val="0"/>
+          <w:sz w:val="24"/>
+        </w:rPr>
+        <w:t>本任命书自签发之日起生效。</w:t>
+      </w:r>
+    </w:p>
+    <w:p/>
+    <w:p/>
+    <w:p>
+      <w:r>
+        <w:rPr>
+          <w:rFonts w:ascii="Microsoft YaHei" w:hAnsi="Microsoft YaHei" w:eastAsia="Microsoft YaHei"/>
+          <w:b w:val="0"/>
+          <w:sz w:val="24"/>
+        </w:rPr>
+        <w:t>特此任命。</w:t>
+      </w:r>
+    </w:p>
+    <w:p/>
+    <w:p/>
+    <w:p/>
+    <w:p>
+      <w:r>
+        <w:rPr>
+          <w:rFonts w:ascii="Microsoft YaHei" w:hAnsi="Microsoft YaHei" w:eastAsia="Microsoft YaHei"/>
+          <w:b w:val="0"/>
+          <w:sz w:val="24"/>
+        </w:rPr>
+        <w:t>公司名称（盖章）：________________</w:t>
+      </w:r>
+    </w:p>
+    <w:p/>
+    <w:p>
+      <w:r>
+        <w:rPr>
+          <w:rFonts w:ascii="Microsoft YaHei" w:hAnsi="Microsoft YaHei" w:eastAsia="Microsoft YaHei"/>
+          <w:b w:val="0"/>
+          <w:sz w:val="24"/>
+        </w:rPr>
+        <w:t>总经理（签字）：________________</w:t>
+      </w:r>
+    </w:p>
+    <w:p/>
+    <w:p>
+      <w:r>
+        <w:rPr>
+          <w:rFonts w:ascii="Microsoft YaHei" w:hAnsi="Microsoft YaHei" w:eastAsia="Microsoft YaHei"/>
+          <w:b w:val="0"/>
+          <w:sz w:val="24"/>
+        </w:rPr>
+        <w:t>日期：____年____月____日</w:t>
       </w:r>
     </w:p>
     <w:sectPr>
@@ -552,10 +594,6 @@
     <w:name w:val="Normal"/>
     <w:qFormat/>
     <w:rsid w:val="00FC693F"/>
-    <w:rPr>
-      <w:rFonts w:ascii="Microsoft YaHei" w:hAnsi="Microsoft YaHei" w:eastAsia="Microsoft YaHei"/>
-      <w:sz w:val="24"/>
-    </w:rPr>
   </w:style>
   <w:style w:type="paragraph" w:styleId="Header">
     <w:name w:val="header"/>
